--- a/tillsyn/A 45943-2025 tillsynsbegäran.docx
+++ b/tillsyn/A 45943-2025 tillsynsbegäran.docx
@@ -229,7 +229,7 @@
     <w:r>
       <w:tab/>
       <w:tab/>
-      <w:t>2025-09-25</w:t>
+      <w:t>2025-09-26</w:t>
       <w:br/>
       <w:br/>
     </w:r>

--- a/tillsyn/A 45943-2025 tillsynsbegäran.docx
+++ b/tillsyn/A 45943-2025 tillsynsbegäran.docx
@@ -229,7 +229,7 @@
     <w:r>
       <w:tab/>
       <w:tab/>
-      <w:t>2025-09-26</w:t>
+      <w:t>2025-09-27</w:t>
       <w:br/>
       <w:br/>
     </w:r>

--- a/tillsyn/A 45943-2025 tillsynsbegäran.docx
+++ b/tillsyn/A 45943-2025 tillsynsbegäran.docx
@@ -229,7 +229,7 @@
     <w:r>
       <w:tab/>
       <w:tab/>
-      <w:t>2025-09-27</w:t>
+      <w:t>2025-09-28</w:t>
       <w:br/>
       <w:br/>
     </w:r>

--- a/tillsyn/A 45943-2025 tillsynsbegäran.docx
+++ b/tillsyn/A 45943-2025 tillsynsbegäran.docx
@@ -229,7 +229,7 @@
     <w:r>
       <w:tab/>
       <w:tab/>
-      <w:t>2025-09-28</w:t>
+      <w:t>2025-09-29</w:t>
       <w:br/>
       <w:br/>
     </w:r>

--- a/tillsyn/A 45943-2025 tillsynsbegäran.docx
+++ b/tillsyn/A 45943-2025 tillsynsbegäran.docx
@@ -229,7 +229,7 @@
     <w:r>
       <w:tab/>
       <w:tab/>
-      <w:t>2025-09-29</w:t>
+      <w:t>2025-09-30</w:t>
       <w:br/>
       <w:br/>
     </w:r>

--- a/tillsyn/A 45943-2025 tillsynsbegäran.docx
+++ b/tillsyn/A 45943-2025 tillsynsbegäran.docx
@@ -229,7 +229,7 @@
     <w:r>
       <w:tab/>
       <w:tab/>
-      <w:t>2025-09-30</w:t>
+      <w:t>2025-10-01</w:t>
       <w:br/>
       <w:br/>
     </w:r>

--- a/tillsyn/A 45943-2025 tillsynsbegäran.docx
+++ b/tillsyn/A 45943-2025 tillsynsbegäran.docx
@@ -229,7 +229,7 @@
     <w:r>
       <w:tab/>
       <w:tab/>
-      <w:t>2025-10-01</w:t>
+      <w:t>2025-10-02</w:t>
       <w:br/>
       <w:br/>
     </w:r>

--- a/tillsyn/A 45943-2025 tillsynsbegäran.docx
+++ b/tillsyn/A 45943-2025 tillsynsbegäran.docx
@@ -229,7 +229,7 @@
     <w:r>
       <w:tab/>
       <w:tab/>
-      <w:t>2025-10-02</w:t>
+      <w:t>2025-10-03</w:t>
       <w:br/>
       <w:br/>
     </w:r>

--- a/tillsyn/A 45943-2025 tillsynsbegäran.docx
+++ b/tillsyn/A 45943-2025 tillsynsbegäran.docx
@@ -229,7 +229,7 @@
     <w:r>
       <w:tab/>
       <w:tab/>
-      <w:t>2025-10-03</w:t>
+      <w:t>2025-10-04</w:t>
       <w:br/>
       <w:br/>
     </w:r>

--- a/tillsyn/A 45943-2025 tillsynsbegäran.docx
+++ b/tillsyn/A 45943-2025 tillsynsbegäran.docx
@@ -229,7 +229,7 @@
     <w:r>
       <w:tab/>
       <w:tab/>
-      <w:t>2025-10-04</w:t>
+      <w:t>2025-10-05</w:t>
       <w:br/>
       <w:br/>
     </w:r>

--- a/tillsyn/A 45943-2025 tillsynsbegäran.docx
+++ b/tillsyn/A 45943-2025 tillsynsbegäran.docx
@@ -229,7 +229,7 @@
     <w:r>
       <w:tab/>
       <w:tab/>
-      <w:t>2025-10-05</w:t>
+      <w:t>2025-10-06</w:t>
       <w:br/>
       <w:br/>
     </w:r>

--- a/tillsyn/A 45943-2025 tillsynsbegäran.docx
+++ b/tillsyn/A 45943-2025 tillsynsbegäran.docx
@@ -229,7 +229,7 @@
     <w:r>
       <w:tab/>
       <w:tab/>
-      <w:t>2025-10-06</w:t>
+      <w:t>2025-10-07</w:t>
       <w:br/>
       <w:br/>
     </w:r>

--- a/tillsyn/A 45943-2025 tillsynsbegäran.docx
+++ b/tillsyn/A 45943-2025 tillsynsbegäran.docx
@@ -229,7 +229,7 @@
     <w:r>
       <w:tab/>
       <w:tab/>
-      <w:t>2025-10-07</w:t>
+      <w:t>2025-10-08</w:t>
       <w:br/>
       <w:br/>
     </w:r>

--- a/tillsyn/A 45943-2025 tillsynsbegäran.docx
+++ b/tillsyn/A 45943-2025 tillsynsbegäran.docx
@@ -229,7 +229,7 @@
     <w:r>
       <w:tab/>
       <w:tab/>
-      <w:t>2025-10-08</w:t>
+      <w:t>2025-10-09</w:t>
       <w:br/>
       <w:br/>
     </w:r>

--- a/tillsyn/A 45943-2025 tillsynsbegäran.docx
+++ b/tillsyn/A 45943-2025 tillsynsbegäran.docx
@@ -229,7 +229,7 @@
     <w:r>
       <w:tab/>
       <w:tab/>
-      <w:t>2025-10-09</w:t>
+      <w:t>2025-10-10</w:t>
       <w:br/>
       <w:br/>
     </w:r>

--- a/tillsyn/A 45943-2025 tillsynsbegäran.docx
+++ b/tillsyn/A 45943-2025 tillsynsbegäran.docx
@@ -229,7 +229,7 @@
     <w:r>
       <w:tab/>
       <w:tab/>
-      <w:t>2025-10-10</w:t>
+      <w:t>2025-10-11</w:t>
       <w:br/>
       <w:br/>
     </w:r>

--- a/tillsyn/A 45943-2025 tillsynsbegäran.docx
+++ b/tillsyn/A 45943-2025 tillsynsbegäran.docx
@@ -229,7 +229,7 @@
     <w:r>
       <w:tab/>
       <w:tab/>
-      <w:t>2025-10-16</w:t>
+      <w:t>2025-10-17</w:t>
       <w:br/>
       <w:br/>
     </w:r>

--- a/tillsyn/A 45943-2025 tillsynsbegäran.docx
+++ b/tillsyn/A 45943-2025 tillsynsbegäran.docx
@@ -229,7 +229,7 @@
     <w:r>
       <w:tab/>
       <w:tab/>
-      <w:t>2025-10-17</w:t>
+      <w:t>2025-10-18</w:t>
       <w:br/>
       <w:br/>
     </w:r>

--- a/tillsyn/A 45943-2025 tillsynsbegäran.docx
+++ b/tillsyn/A 45943-2025 tillsynsbegäran.docx
@@ -229,7 +229,7 @@
     <w:r>
       <w:tab/>
       <w:tab/>
-      <w:t>2025-10-18</w:t>
+      <w:t>2025-10-19</w:t>
       <w:br/>
       <w:br/>
     </w:r>

--- a/tillsyn/A 45943-2025 tillsynsbegäran.docx
+++ b/tillsyn/A 45943-2025 tillsynsbegäran.docx
@@ -229,7 +229,7 @@
     <w:r>
       <w:tab/>
       <w:tab/>
-      <w:t>2025-10-19</w:t>
+      <w:t>2025-10-20</w:t>
       <w:br/>
       <w:br/>
     </w:r>

--- a/tillsyn/A 45943-2025 tillsynsbegäran.docx
+++ b/tillsyn/A 45943-2025 tillsynsbegäran.docx
@@ -229,7 +229,7 @@
     <w:r>
       <w:tab/>
       <w:tab/>
-      <w:t>2025-10-20</w:t>
+      <w:t>2025-10-21</w:t>
       <w:br/>
       <w:br/>
     </w:r>

--- a/tillsyn/A 45943-2025 tillsynsbegäran.docx
+++ b/tillsyn/A 45943-2025 tillsynsbegäran.docx
@@ -229,7 +229,7 @@
     <w:r>
       <w:tab/>
       <w:tab/>
-      <w:t>2025-10-21</w:t>
+      <w:t>2025-10-22</w:t>
       <w:br/>
       <w:br/>
     </w:r>

--- a/tillsyn/A 45943-2025 tillsynsbegäran.docx
+++ b/tillsyn/A 45943-2025 tillsynsbegäran.docx
@@ -229,7 +229,7 @@
     <w:r>
       <w:tab/>
       <w:tab/>
-      <w:t>2025-10-22</w:t>
+      <w:t>2025-10-23</w:t>
       <w:br/>
       <w:br/>
     </w:r>

--- a/tillsyn/A 45943-2025 tillsynsbegäran.docx
+++ b/tillsyn/A 45943-2025 tillsynsbegäran.docx
@@ -229,7 +229,7 @@
     <w:r>
       <w:tab/>
       <w:tab/>
-      <w:t>2025-10-23</w:t>
+      <w:t>2025-10-24</w:t>
       <w:br/>
       <w:br/>
     </w:r>

--- a/tillsyn/A 45943-2025 tillsynsbegäran.docx
+++ b/tillsyn/A 45943-2025 tillsynsbegäran.docx
@@ -229,7 +229,7 @@
     <w:r>
       <w:tab/>
       <w:tab/>
-      <w:t>2025-10-24</w:t>
+      <w:t>2025-10-25</w:t>
       <w:br/>
       <w:br/>
     </w:r>

--- a/tillsyn/A 45943-2025 tillsynsbegäran.docx
+++ b/tillsyn/A 45943-2025 tillsynsbegäran.docx
@@ -229,7 +229,7 @@
     <w:r>
       <w:tab/>
       <w:tab/>
-      <w:t>2025-10-25</w:t>
+      <w:t>2025-10-26</w:t>
       <w:br/>
       <w:br/>
     </w:r>

--- a/tillsyn/A 45943-2025 tillsynsbegäran.docx
+++ b/tillsyn/A 45943-2025 tillsynsbegäran.docx
@@ -229,7 +229,7 @@
     <w:r>
       <w:tab/>
       <w:tab/>
-      <w:t>2025-10-26</w:t>
+      <w:t>2025-10-27</w:t>
       <w:br/>
       <w:br/>
     </w:r>

--- a/tillsyn/A 45943-2025 tillsynsbegäran.docx
+++ b/tillsyn/A 45943-2025 tillsynsbegäran.docx
@@ -229,7 +229,7 @@
     <w:r>
       <w:tab/>
       <w:tab/>
-      <w:t>2025-10-27</w:t>
+      <w:t>2025-10-28</w:t>
       <w:br/>
       <w:br/>
     </w:r>

--- a/tillsyn/A 45943-2025 tillsynsbegäran.docx
+++ b/tillsyn/A 45943-2025 tillsynsbegäran.docx
@@ -229,7 +229,7 @@
     <w:r>
       <w:tab/>
       <w:tab/>
-      <w:t>2025-10-28</w:t>
+      <w:t>2025-10-29</w:t>
       <w:br/>
       <w:br/>
     </w:r>

--- a/tillsyn/A 45943-2025 tillsynsbegäran.docx
+++ b/tillsyn/A 45943-2025 tillsynsbegäran.docx
@@ -229,7 +229,7 @@
     <w:r>
       <w:tab/>
       <w:tab/>
-      <w:t>2025-10-29</w:t>
+      <w:t>2025-10-30</w:t>
       <w:br/>
       <w:br/>
     </w:r>

--- a/tillsyn/A 45943-2025 tillsynsbegäran.docx
+++ b/tillsyn/A 45943-2025 tillsynsbegäran.docx
@@ -229,7 +229,7 @@
     <w:r>
       <w:tab/>
       <w:tab/>
-      <w:t>2025-10-30</w:t>
+      <w:t>2025-10-31</w:t>
       <w:br/>
       <w:br/>
     </w:r>

--- a/tillsyn/A 45943-2025 tillsynsbegäran.docx
+++ b/tillsyn/A 45943-2025 tillsynsbegäran.docx
@@ -229,7 +229,7 @@
     <w:r>
       <w:tab/>
       <w:tab/>
-      <w:t>2025-10-31</w:t>
+      <w:t>2025-11-01</w:t>
       <w:br/>
       <w:br/>
     </w:r>

--- a/tillsyn/A 45943-2025 tillsynsbegäran.docx
+++ b/tillsyn/A 45943-2025 tillsynsbegäran.docx
@@ -229,7 +229,7 @@
     <w:r>
       <w:tab/>
       <w:tab/>
-      <w:t>2025-11-01</w:t>
+      <w:t>2025-11-02</w:t>
       <w:br/>
       <w:br/>
     </w:r>

--- a/tillsyn/A 45943-2025 tillsynsbegäran.docx
+++ b/tillsyn/A 45943-2025 tillsynsbegäran.docx
@@ -229,7 +229,7 @@
     <w:r>
       <w:tab/>
       <w:tab/>
-      <w:t>2025-11-02</w:t>
+      <w:t>2025-11-03</w:t>
       <w:br/>
       <w:br/>
     </w:r>

--- a/tillsyn/A 45943-2025 tillsynsbegäran.docx
+++ b/tillsyn/A 45943-2025 tillsynsbegäran.docx
@@ -229,7 +229,7 @@
     <w:r>
       <w:tab/>
       <w:tab/>
-      <w:t>2025-11-03</w:t>
+      <w:t>2025-11-04</w:t>
       <w:br/>
       <w:br/>
     </w:r>

--- a/tillsyn/A 45943-2025 tillsynsbegäran.docx
+++ b/tillsyn/A 45943-2025 tillsynsbegäran.docx
@@ -229,7 +229,7 @@
     <w:r>
       <w:tab/>
       <w:tab/>
-      <w:t>2025-11-04</w:t>
+      <w:t>2025-11-05</w:t>
       <w:br/>
       <w:br/>
     </w:r>

--- a/tillsyn/A 45943-2025 tillsynsbegäran.docx
+++ b/tillsyn/A 45943-2025 tillsynsbegäran.docx
@@ -229,7 +229,7 @@
     <w:r>
       <w:tab/>
       <w:tab/>
-      <w:t>2025-11-05</w:t>
+      <w:t>2025-11-06</w:t>
       <w:br/>
       <w:br/>
     </w:r>

--- a/tillsyn/A 45943-2025 tillsynsbegäran.docx
+++ b/tillsyn/A 45943-2025 tillsynsbegäran.docx
@@ -229,7 +229,7 @@
     <w:r>
       <w:tab/>
       <w:tab/>
-      <w:t>2025-11-06</w:t>
+      <w:t>2025-11-07</w:t>
       <w:br/>
       <w:br/>
     </w:r>

--- a/tillsyn/A 45943-2025 tillsynsbegäran.docx
+++ b/tillsyn/A 45943-2025 tillsynsbegäran.docx
@@ -229,7 +229,7 @@
     <w:r>
       <w:tab/>
       <w:tab/>
-      <w:t>2025-11-07</w:t>
+      <w:t>2025-11-08</w:t>
       <w:br/>
       <w:br/>
     </w:r>

--- a/tillsyn/A 45943-2025 tillsynsbegäran.docx
+++ b/tillsyn/A 45943-2025 tillsynsbegäran.docx
@@ -229,7 +229,7 @@
     <w:r>
       <w:tab/>
       <w:tab/>
-      <w:t>2025-11-08</w:t>
+      <w:t>2025-11-09</w:t>
       <w:br/>
       <w:br/>
     </w:r>

--- a/tillsyn/A 45943-2025 tillsynsbegäran.docx
+++ b/tillsyn/A 45943-2025 tillsynsbegäran.docx
@@ -229,7 +229,7 @@
     <w:r>
       <w:tab/>
       <w:tab/>
-      <w:t>2025-11-09</w:t>
+      <w:t>2025-11-10</w:t>
       <w:br/>
       <w:br/>
     </w:r>

--- a/tillsyn/A 45943-2025 tillsynsbegäran.docx
+++ b/tillsyn/A 45943-2025 tillsynsbegäran.docx
@@ -229,7 +229,7 @@
     <w:r>
       <w:tab/>
       <w:tab/>
-      <w:t>2025-11-10</w:t>
+      <w:t>2025-11-11</w:t>
       <w:br/>
       <w:br/>
     </w:r>

--- a/tillsyn/A 45943-2025 tillsynsbegäran.docx
+++ b/tillsyn/A 45943-2025 tillsynsbegäran.docx
@@ -229,7 +229,7 @@
     <w:r>
       <w:tab/>
       <w:tab/>
-      <w:t>2025-11-11</w:t>
+      <w:t>2025-11-12</w:t>
       <w:br/>
       <w:br/>
     </w:r>

--- a/tillsyn/A 45943-2025 tillsynsbegäran.docx
+++ b/tillsyn/A 45943-2025 tillsynsbegäran.docx
@@ -229,7 +229,7 @@
     <w:r>
       <w:tab/>
       <w:tab/>
-      <w:t>2025-11-12</w:t>
+      <w:t>2025-11-13</w:t>
       <w:br/>
       <w:br/>
     </w:r>

--- a/tillsyn/A 45943-2025 tillsynsbegäran.docx
+++ b/tillsyn/A 45943-2025 tillsynsbegäran.docx
@@ -229,7 +229,7 @@
     <w:r>
       <w:tab/>
       <w:tab/>
-      <w:t>2025-11-13</w:t>
+      <w:t>2025-11-14</w:t>
       <w:br/>
       <w:br/>
     </w:r>

--- a/tillsyn/A 45943-2025 tillsynsbegäran.docx
+++ b/tillsyn/A 45943-2025 tillsynsbegäran.docx
@@ -229,7 +229,7 @@
     <w:r>
       <w:tab/>
       <w:tab/>
-      <w:t>2025-11-14</w:t>
+      <w:t>2025-11-15</w:t>
       <w:br/>
       <w:br/>
     </w:r>

--- a/tillsyn/A 45943-2025 tillsynsbegäran.docx
+++ b/tillsyn/A 45943-2025 tillsynsbegäran.docx
@@ -229,7 +229,7 @@
     <w:r>
       <w:tab/>
       <w:tab/>
-      <w:t>2025-11-15</w:t>
+      <w:t>2025-11-20</w:t>
       <w:br/>
       <w:br/>
     </w:r>

--- a/tillsyn/A 45943-2025 tillsynsbegäran.docx
+++ b/tillsyn/A 45943-2025 tillsynsbegäran.docx
@@ -229,7 +229,7 @@
     <w:r>
       <w:tab/>
       <w:tab/>
-      <w:t>2025-11-20</w:t>
+      <w:t>2025-11-21</w:t>
       <w:br/>
       <w:br/>
     </w:r>

--- a/tillsyn/A 45943-2025 tillsynsbegäran.docx
+++ b/tillsyn/A 45943-2025 tillsynsbegäran.docx
@@ -229,7 +229,7 @@
     <w:r>
       <w:tab/>
       <w:tab/>
-      <w:t>2025-11-21</w:t>
+      <w:t>2025-11-22</w:t>
       <w:br/>
       <w:br/>
     </w:r>

--- a/tillsyn/A 45943-2025 tillsynsbegäran.docx
+++ b/tillsyn/A 45943-2025 tillsynsbegäran.docx
@@ -229,7 +229,7 @@
     <w:r>
       <w:tab/>
       <w:tab/>
-      <w:t>2025-11-22</w:t>
+      <w:t>2025-11-23</w:t>
       <w:br/>
       <w:br/>
     </w:r>

--- a/tillsyn/A 45943-2025 tillsynsbegäran.docx
+++ b/tillsyn/A 45943-2025 tillsynsbegäran.docx
@@ -229,7 +229,7 @@
     <w:r>
       <w:tab/>
       <w:tab/>
-      <w:t>2025-11-23</w:t>
+      <w:t>2025-11-24</w:t>
       <w:br/>
       <w:br/>
     </w:r>

--- a/tillsyn/A 45943-2025 tillsynsbegäran.docx
+++ b/tillsyn/A 45943-2025 tillsynsbegäran.docx
@@ -229,7 +229,7 @@
     <w:r>
       <w:tab/>
       <w:tab/>
-      <w:t>2025-11-24</w:t>
+      <w:t>2025-11-25</w:t>
       <w:br/>
       <w:br/>
     </w:r>

--- a/tillsyn/A 45943-2025 tillsynsbegäran.docx
+++ b/tillsyn/A 45943-2025 tillsynsbegäran.docx
@@ -229,7 +229,7 @@
     <w:r>
       <w:tab/>
       <w:tab/>
-      <w:t>2025-11-25</w:t>
+      <w:t>2025-11-26</w:t>
       <w:br/>
       <w:br/>
     </w:r>

--- a/tillsyn/A 45943-2025 tillsynsbegäran.docx
+++ b/tillsyn/A 45943-2025 tillsynsbegäran.docx
@@ -229,7 +229,7 @@
     <w:r>
       <w:tab/>
       <w:tab/>
-      <w:t>2025-11-26</w:t>
+      <w:t>2025-11-27</w:t>
       <w:br/>
       <w:br/>
     </w:r>

--- a/tillsyn/A 45943-2025 tillsynsbegäran.docx
+++ b/tillsyn/A 45943-2025 tillsynsbegäran.docx
@@ -229,7 +229,7 @@
     <w:r>
       <w:tab/>
       <w:tab/>
-      <w:t>2025-11-27</w:t>
+      <w:t>2025-11-28</w:t>
       <w:br/>
       <w:br/>
     </w:r>

--- a/tillsyn/A 45943-2025 tillsynsbegäran.docx
+++ b/tillsyn/A 45943-2025 tillsynsbegäran.docx
@@ -229,7 +229,7 @@
     <w:r>
       <w:tab/>
       <w:tab/>
-      <w:t>2025-11-28</w:t>
+      <w:t>2025-11-29</w:t>
       <w:br/>
       <w:br/>
     </w:r>

--- a/tillsyn/A 45943-2025 tillsynsbegäran.docx
+++ b/tillsyn/A 45943-2025 tillsynsbegäran.docx
@@ -229,7 +229,7 @@
     <w:r>
       <w:tab/>
       <w:tab/>
-      <w:t>2025-11-29</w:t>
+      <w:t>2025-11-30</w:t>
       <w:br/>
       <w:br/>
     </w:r>

--- a/tillsyn/A 45943-2025 tillsynsbegäran.docx
+++ b/tillsyn/A 45943-2025 tillsynsbegäran.docx
@@ -229,7 +229,7 @@
     <w:r>
       <w:tab/>
       <w:tab/>
-      <w:t>2025-11-30</w:t>
+      <w:t>2025-12-01</w:t>
       <w:br/>
       <w:br/>
     </w:r>

--- a/tillsyn/A 45943-2025 tillsynsbegäran.docx
+++ b/tillsyn/A 45943-2025 tillsynsbegäran.docx
@@ -229,7 +229,7 @@
     <w:r>
       <w:tab/>
       <w:tab/>
-      <w:t>2025-12-01</w:t>
+      <w:t>2025-12-02</w:t>
       <w:br/>
       <w:br/>
     </w:r>

--- a/tillsyn/A 45943-2025 tillsynsbegäran.docx
+++ b/tillsyn/A 45943-2025 tillsynsbegäran.docx
@@ -229,7 +229,7 @@
     <w:r>
       <w:tab/>
       <w:tab/>
-      <w:t>2025-12-02</w:t>
+      <w:t>2025-12-03</w:t>
       <w:br/>
       <w:br/>
     </w:r>

--- a/tillsyn/A 45943-2025 tillsynsbegäran.docx
+++ b/tillsyn/A 45943-2025 tillsynsbegäran.docx
@@ -229,7 +229,7 @@
     <w:r>
       <w:tab/>
       <w:tab/>
-      <w:t>2025-12-03</w:t>
+      <w:t>2025-12-04</w:t>
       <w:br/>
       <w:br/>
     </w:r>

--- a/tillsyn/A 45943-2025 tillsynsbegäran.docx
+++ b/tillsyn/A 45943-2025 tillsynsbegäran.docx
@@ -229,7 +229,7 @@
     <w:r>
       <w:tab/>
       <w:tab/>
-      <w:t>2025-12-04</w:t>
+      <w:t>2025-12-05</w:t>
       <w:br/>
       <w:br/>
     </w:r>

--- a/tillsyn/A 45943-2025 tillsynsbegäran.docx
+++ b/tillsyn/A 45943-2025 tillsynsbegäran.docx
@@ -229,7 +229,7 @@
     <w:r>
       <w:tab/>
       <w:tab/>
-      <w:t>2025-12-05</w:t>
+      <w:t>2025-12-06</w:t>
       <w:br/>
       <w:br/>
     </w:r>

--- a/tillsyn/A 45943-2025 tillsynsbegäran.docx
+++ b/tillsyn/A 45943-2025 tillsynsbegäran.docx
@@ -229,7 +229,7 @@
     <w:r>
       <w:tab/>
       <w:tab/>
-      <w:t>2025-12-19</w:t>
+      <w:t>2025-12-20</w:t>
       <w:br/>
       <w:br/>
     </w:r>

--- a/tillsyn/A 45943-2025 tillsynsbegäran.docx
+++ b/tillsyn/A 45943-2025 tillsynsbegäran.docx
@@ -229,7 +229,7 @@
     <w:r>
       <w:tab/>
       <w:tab/>
-      <w:t>2025-12-20</w:t>
+      <w:t>2025-12-21</w:t>
       <w:br/>
       <w:br/>
     </w:r>

--- a/tillsyn/A 45943-2025 tillsynsbegäran.docx
+++ b/tillsyn/A 45943-2025 tillsynsbegäran.docx
@@ -229,7 +229,7 @@
     <w:r>
       <w:tab/>
       <w:tab/>
-      <w:t>2025-12-21</w:t>
+      <w:t>2025-12-22</w:t>
       <w:br/>
       <w:br/>
     </w:r>

--- a/tillsyn/A 45943-2025 tillsynsbegäran.docx
+++ b/tillsyn/A 45943-2025 tillsynsbegäran.docx
@@ -229,7 +229,7 @@
     <w:r>
       <w:tab/>
       <w:tab/>
-      <w:t>2025-12-22</w:t>
+      <w:t>2025-12-26</w:t>
       <w:br/>
       <w:br/>
     </w:r>

--- a/tillsyn/A 45943-2025 tillsynsbegäran.docx
+++ b/tillsyn/A 45943-2025 tillsynsbegäran.docx
@@ -229,7 +229,7 @@
     <w:r>
       <w:tab/>
       <w:tab/>
-      <w:t>2026-01-03</w:t>
+      <w:t>2026-01-04</w:t>
       <w:br/>
       <w:br/>
     </w:r>

--- a/tillsyn/A 45943-2025 tillsynsbegäran.docx
+++ b/tillsyn/A 45943-2025 tillsynsbegäran.docx
@@ -229,7 +229,7 @@
     <w:r>
       <w:tab/>
       <w:tab/>
-      <w:t>2026-01-07</w:t>
+      <w:t>2026-01-08</w:t>
       <w:br/>
       <w:br/>
     </w:r>

--- a/tillsyn/A 45943-2025 tillsynsbegäran.docx
+++ b/tillsyn/A 45943-2025 tillsynsbegäran.docx
@@ -229,7 +229,7 @@
     <w:r>
       <w:tab/>
       <w:tab/>
-      <w:t>2026-01-08</w:t>
+      <w:t>2026-01-09</w:t>
       <w:br/>
       <w:br/>
     </w:r>

--- a/tillsyn/A 45943-2025 tillsynsbegäran.docx
+++ b/tillsyn/A 45943-2025 tillsynsbegäran.docx
@@ -229,7 +229,7 @@
     <w:r>
       <w:tab/>
       <w:tab/>
-      <w:t>2026-01-09</w:t>
+      <w:t>2026-01-10</w:t>
       <w:br/>
       <w:br/>
     </w:r>

--- a/tillsyn/A 45943-2025 tillsynsbegäran.docx
+++ b/tillsyn/A 45943-2025 tillsynsbegäran.docx
@@ -229,7 +229,7 @@
     <w:r>
       <w:tab/>
       <w:tab/>
-      <w:t>2026-01-10</w:t>
+      <w:t>2026-01-11</w:t>
       <w:br/>
       <w:br/>
     </w:r>

--- a/tillsyn/A 45943-2025 tillsynsbegäran.docx
+++ b/tillsyn/A 45943-2025 tillsynsbegäran.docx
@@ -229,7 +229,7 @@
     <w:r>
       <w:tab/>
       <w:tab/>
-      <w:t>2026-01-11</w:t>
+      <w:t>2026-01-12</w:t>
       <w:br/>
       <w:br/>
     </w:r>

--- a/tillsyn/A 45943-2025 tillsynsbegäran.docx
+++ b/tillsyn/A 45943-2025 tillsynsbegäran.docx
@@ -229,7 +229,7 @@
     <w:r>
       <w:tab/>
       <w:tab/>
-      <w:t>2026-01-12</w:t>
+      <w:t>2026-01-13</w:t>
       <w:br/>
       <w:br/>
     </w:r>

--- a/tillsyn/A 45943-2025 tillsynsbegäran.docx
+++ b/tillsyn/A 45943-2025 tillsynsbegäran.docx
@@ -229,7 +229,7 @@
     <w:r>
       <w:tab/>
       <w:tab/>
-      <w:t>2026-01-13</w:t>
+      <w:t>2026-01-14</w:t>
       <w:br/>
       <w:br/>
     </w:r>

--- a/tillsyn/A 45943-2025 tillsynsbegäran.docx
+++ b/tillsyn/A 45943-2025 tillsynsbegäran.docx
@@ -229,7 +229,7 @@
     <w:r>
       <w:tab/>
       <w:tab/>
-      <w:t>2026-01-14</w:t>
+      <w:t>2026-01-15</w:t>
       <w:br/>
       <w:br/>
     </w:r>

--- a/tillsyn/A 45943-2025 tillsynsbegäran.docx
+++ b/tillsyn/A 45943-2025 tillsynsbegäran.docx
@@ -229,7 +229,7 @@
     <w:r>
       <w:tab/>
       <w:tab/>
-      <w:t>2026-01-15</w:t>
+      <w:t>2026-01-16</w:t>
       <w:br/>
       <w:br/>
     </w:r>

--- a/tillsyn/A 45943-2025 tillsynsbegäran.docx
+++ b/tillsyn/A 45943-2025 tillsynsbegäran.docx
@@ -229,7 +229,7 @@
     <w:r>
       <w:tab/>
       <w:tab/>
-      <w:t>2026-01-16</w:t>
+      <w:t>2026-01-17</w:t>
       <w:br/>
       <w:br/>
     </w:r>

--- a/tillsyn/A 45943-2025 tillsynsbegäran.docx
+++ b/tillsyn/A 45943-2025 tillsynsbegäran.docx
@@ -229,7 +229,7 @@
     <w:r>
       <w:tab/>
       <w:tab/>
-      <w:t>2026-01-17</w:t>
+      <w:t>2026-01-18</w:t>
       <w:br/>
       <w:br/>
     </w:r>

--- a/tillsyn/A 45943-2025 tillsynsbegäran.docx
+++ b/tillsyn/A 45943-2025 tillsynsbegäran.docx
@@ -229,7 +229,7 @@
     <w:r>
       <w:tab/>
       <w:tab/>
-      <w:t>2026-01-18</w:t>
+      <w:t>2026-01-19</w:t>
       <w:br/>
       <w:br/>
     </w:r>

--- a/tillsyn/A 45943-2025 tillsynsbegäran.docx
+++ b/tillsyn/A 45943-2025 tillsynsbegäran.docx
@@ -229,7 +229,7 @@
     <w:r>
       <w:tab/>
       <w:tab/>
-      <w:t>2026-01-19</w:t>
+      <w:t>2026-01-20</w:t>
       <w:br/>
       <w:br/>
     </w:r>

--- a/tillsyn/A 45943-2025 tillsynsbegäran.docx
+++ b/tillsyn/A 45943-2025 tillsynsbegäran.docx
@@ -229,7 +229,7 @@
     <w:r>
       <w:tab/>
       <w:tab/>
-      <w:t>2026-01-20</w:t>
+      <w:t>2026-01-21</w:t>
       <w:br/>
       <w:br/>
     </w:r>

--- a/tillsyn/A 45943-2025 tillsynsbegäran.docx
+++ b/tillsyn/A 45943-2025 tillsynsbegäran.docx
@@ -229,7 +229,7 @@
     <w:r>
       <w:tab/>
       <w:tab/>
-      <w:t>2026-01-21</w:t>
+      <w:t>2026-01-23</w:t>
       <w:br/>
       <w:br/>
     </w:r>

--- a/tillsyn/A 45943-2025 tillsynsbegäran.docx
+++ b/tillsyn/A 45943-2025 tillsynsbegäran.docx
@@ -229,7 +229,7 @@
     <w:r>
       <w:tab/>
       <w:tab/>
-      <w:t>2026-01-23</w:t>
+      <w:t>2026-01-24</w:t>
       <w:br/>
       <w:br/>
     </w:r>

--- a/tillsyn/A 45943-2025 tillsynsbegäran.docx
+++ b/tillsyn/A 45943-2025 tillsynsbegäran.docx
@@ -229,7 +229,7 @@
     <w:r>
       <w:tab/>
       <w:tab/>
-      <w:t>2026-01-24</w:t>
+      <w:t>2026-01-25</w:t>
       <w:br/>
       <w:br/>
     </w:r>

--- a/tillsyn/A 45943-2025 tillsynsbegäran.docx
+++ b/tillsyn/A 45943-2025 tillsynsbegäran.docx
@@ -229,7 +229,7 @@
     <w:r>
       <w:tab/>
       <w:tab/>
-      <w:t>2026-01-25</w:t>
+      <w:t>2026-01-26</w:t>
       <w:br/>
       <w:br/>
     </w:r>

--- a/tillsyn/A 45943-2025 tillsynsbegäran.docx
+++ b/tillsyn/A 45943-2025 tillsynsbegäran.docx
@@ -229,7 +229,7 @@
     <w:r>
       <w:tab/>
       <w:tab/>
-      <w:t>2026-01-26</w:t>
+      <w:t>2026-01-27</w:t>
       <w:br/>
       <w:br/>
     </w:r>

--- a/tillsyn/A 45943-2025 tillsynsbegäran.docx
+++ b/tillsyn/A 45943-2025 tillsynsbegäran.docx
@@ -229,7 +229,7 @@
     <w:r>
       <w:tab/>
       <w:tab/>
-      <w:t>2026-01-27</w:t>
+      <w:t>2026-01-28</w:t>
       <w:br/>
       <w:br/>
     </w:r>

--- a/tillsyn/A 45943-2025 tillsynsbegäran.docx
+++ b/tillsyn/A 45943-2025 tillsynsbegäran.docx
@@ -98,7 +98,16 @@
         <w:t xml:space="preserve">Motaggsvamp (NT) </w:t>
       </w:r>
       <w:r>
-        <w:t>bildar mykorrhiza med tall i tallskog och hittas huvudsakligen i äldre, glesare skogsbestånd och hällmarksimpediment. Arten hotas främst av skogsavverkning och tycks försvinna efter slutavverkning, markberedning och plantering (SLU Artdatabanken, 2024).</w:t>
+        <w:t xml:space="preserve">bildar mykorrhiza med tall i tallskog och hittas huvudsakligen i äldre, glesare skogsbestånd och hällmarksimpediment. Arten hotas främst av skogsavverkning och tycks försvinna efter slutavverkning, markberedning och plantering. Motaggsvamp är typisk art för </w:t>
+      </w:r>
+      <w:r>
+        <w:rPr>
+          <w:i/>
+        </w:rPr>
+        <w:t>9010 Taiga</w:t>
+      </w:r>
+      <w:r>
+        <w:t xml:space="preserve"> (SLU Artdatabanken, 2024).</w:t>
       </w:r>
     </w:p>
     <w:sectPr>
@@ -229,7 +238,7 @@
     <w:r>
       <w:tab/>
       <w:tab/>
-      <w:t>2026-01-28</w:t>
+      <w:t>2026-01-29</w:t>
       <w:br/>
       <w:br/>
     </w:r>

--- a/tillsyn/A 45943-2025 tillsynsbegäran.docx
+++ b/tillsyn/A 45943-2025 tillsynsbegäran.docx
@@ -238,7 +238,7 @@
     <w:r>
       <w:tab/>
       <w:tab/>
-      <w:t>2026-01-29</w:t>
+      <w:t>2026-01-30</w:t>
       <w:br/>
       <w:br/>
     </w:r>

--- a/tillsyn/A 45943-2025 tillsynsbegäran.docx
+++ b/tillsyn/A 45943-2025 tillsynsbegäran.docx
@@ -238,7 +238,7 @@
     <w:r>
       <w:tab/>
       <w:tab/>
-      <w:t>2026-01-30</w:t>
+      <w:t>2026-01-31</w:t>
       <w:br/>
       <w:br/>
     </w:r>

--- a/tillsyn/A 45943-2025 tillsynsbegäran.docx
+++ b/tillsyn/A 45943-2025 tillsynsbegäran.docx
@@ -238,7 +238,7 @@
     <w:r>
       <w:tab/>
       <w:tab/>
-      <w:t>2026-03-02</w:t>
+      <w:t>2026-03-03</w:t>
       <w:br/>
       <w:br/>
     </w:r>

--- a/tillsyn/A 45943-2025 tillsynsbegäran.docx
+++ b/tillsyn/A 45943-2025 tillsynsbegäran.docx
@@ -238,7 +238,7 @@
     <w:r>
       <w:tab/>
       <w:tab/>
-      <w:t>2026-03-03</w:t>
+      <w:t>2026-03-04</w:t>
       <w:br/>
       <w:br/>
     </w:r>

--- a/tillsyn/A 45943-2025 tillsynsbegäran.docx
+++ b/tillsyn/A 45943-2025 tillsynsbegäran.docx
@@ -238,7 +238,7 @@
     <w:r>
       <w:tab/>
       <w:tab/>
-      <w:t>2026-03-04</w:t>
+      <w:t>2026-03-05</w:t>
       <w:br/>
       <w:br/>
     </w:r>

--- a/tillsyn/A 45943-2025 tillsynsbegäran.docx
+++ b/tillsyn/A 45943-2025 tillsynsbegäran.docx
@@ -238,7 +238,7 @@
     <w:r>
       <w:tab/>
       <w:tab/>
-      <w:t>2026-03-05</w:t>
+      <w:t>2026-03-06</w:t>
       <w:br/>
       <w:br/>
     </w:r>

--- a/tillsyn/A 45943-2025 tillsynsbegäran.docx
+++ b/tillsyn/A 45943-2025 tillsynsbegäran.docx
@@ -238,7 +238,7 @@
     <w:r>
       <w:tab/>
       <w:tab/>
-      <w:t>2026-03-06</w:t>
+      <w:t>2026-03-07</w:t>
       <w:br/>
       <w:br/>
     </w:r>

--- a/tillsyn/A 45943-2025 tillsynsbegäran.docx
+++ b/tillsyn/A 45943-2025 tillsynsbegäran.docx
@@ -238,7 +238,7 @@
     <w:r>
       <w:tab/>
       <w:tab/>
-      <w:t>2026-03-07</w:t>
+      <w:t>2026-03-08</w:t>
       <w:br/>
       <w:br/>
     </w:r>

--- a/tillsyn/A 45943-2025 tillsynsbegäran.docx
+++ b/tillsyn/A 45943-2025 tillsynsbegäran.docx
@@ -238,7 +238,7 @@
     <w:r>
       <w:tab/>
       <w:tab/>
-      <w:t>2026-03-08</w:t>
+      <w:t>2026-03-09</w:t>
       <w:br/>
       <w:br/>
     </w:r>

--- a/tillsyn/A 45943-2025 tillsynsbegäran.docx
+++ b/tillsyn/A 45943-2025 tillsynsbegäran.docx
@@ -238,7 +238,7 @@
     <w:r>
       <w:tab/>
       <w:tab/>
-      <w:t>2026-03-09</w:t>
+      <w:t>2026-03-10</w:t>
       <w:br/>
       <w:br/>
     </w:r>

--- a/tillsyn/A 45943-2025 tillsynsbegäran.docx
+++ b/tillsyn/A 45943-2025 tillsynsbegäran.docx
@@ -238,7 +238,7 @@
     <w:r>
       <w:tab/>
       <w:tab/>
-      <w:t>2026-03-10</w:t>
+      <w:t>2026-03-11</w:t>
       <w:br/>
       <w:br/>
     </w:r>

--- a/tillsyn/A 45943-2025 tillsynsbegäran.docx
+++ b/tillsyn/A 45943-2025 tillsynsbegäran.docx
@@ -238,7 +238,7 @@
     <w:r>
       <w:tab/>
       <w:tab/>
-      <w:t>2026-03-11</w:t>
+      <w:t>2026-03-12</w:t>
       <w:br/>
       <w:br/>
     </w:r>

--- a/tillsyn/A 45943-2025 tillsynsbegäran.docx
+++ b/tillsyn/A 45943-2025 tillsynsbegäran.docx
@@ -238,7 +238,7 @@
     <w:r>
       <w:tab/>
       <w:tab/>
-      <w:t>2026-03-12</w:t>
+      <w:t>2026-03-13</w:t>
       <w:br/>
       <w:br/>
     </w:r>

--- a/tillsyn/A 45943-2025 tillsynsbegäran.docx
+++ b/tillsyn/A 45943-2025 tillsynsbegäran.docx
@@ -238,7 +238,7 @@
     <w:r>
       <w:tab/>
       <w:tab/>
-      <w:t>2026-04-14</w:t>
+      <w:t>2026-04-15</w:t>
       <w:br/>
       <w:br/>
     </w:r>

--- a/tillsyn/A 45943-2025 tillsynsbegäran.docx
+++ b/tillsyn/A 45943-2025 tillsynsbegäran.docx
@@ -238,7 +238,7 @@
     <w:r>
       <w:tab/>
       <w:tab/>
-      <w:t>2026-04-15</w:t>
+      <w:t>2026-04-16</w:t>
       <w:br/>
       <w:br/>
     </w:r>

--- a/tillsyn/A 45943-2025 tillsynsbegäran.docx
+++ b/tillsyn/A 45943-2025 tillsynsbegäran.docx
@@ -238,7 +238,7 @@
     <w:r>
       <w:tab/>
       <w:tab/>
-      <w:t>2026-04-16</w:t>
+      <w:t>2026-04-17</w:t>
       <w:br/>
       <w:br/>
     </w:r>

--- a/tillsyn/A 45943-2025 tillsynsbegäran.docx
+++ b/tillsyn/A 45943-2025 tillsynsbegäran.docx
@@ -238,7 +238,7 @@
     <w:r>
       <w:tab/>
       <w:tab/>
-      <w:t>2026-04-17</w:t>
+      <w:t>2026-04-18</w:t>
       <w:br/>
       <w:br/>
     </w:r>

--- a/tillsyn/A 45943-2025 tillsynsbegäran.docx
+++ b/tillsyn/A 45943-2025 tillsynsbegäran.docx
@@ -238,7 +238,7 @@
     <w:r>
       <w:tab/>
       <w:tab/>
-      <w:t>2026-04-18</w:t>
+      <w:t>2026-04-19</w:t>
       <w:br/>
       <w:br/>
     </w:r>

--- a/tillsyn/A 45943-2025 tillsynsbegäran.docx
+++ b/tillsyn/A 45943-2025 tillsynsbegäran.docx
@@ -238,7 +238,7 @@
     <w:r>
       <w:tab/>
       <w:tab/>
-      <w:t>2026-04-19</w:t>
+      <w:t>2026-04-20</w:t>
       <w:br/>
       <w:br/>
     </w:r>

--- a/tillsyn/A 45943-2025 tillsynsbegäran.docx
+++ b/tillsyn/A 45943-2025 tillsynsbegäran.docx
@@ -238,7 +238,7 @@
     <w:r>
       <w:tab/>
       <w:tab/>
-      <w:t>2026-04-20</w:t>
+      <w:t>2026-04-21</w:t>
       <w:br/>
       <w:br/>
     </w:r>

--- a/tillsyn/A 45943-2025 tillsynsbegäran.docx
+++ b/tillsyn/A 45943-2025 tillsynsbegäran.docx
@@ -238,7 +238,7 @@
     <w:r>
       <w:tab/>
       <w:tab/>
-      <w:t>2026-04-21</w:t>
+      <w:t>2026-04-22</w:t>
       <w:br/>
       <w:br/>
     </w:r>

--- a/tillsyn/A 45943-2025 tillsynsbegäran.docx
+++ b/tillsyn/A 45943-2025 tillsynsbegäran.docx
@@ -238,7 +238,7 @@
     <w:r>
       <w:tab/>
       <w:tab/>
-      <w:t>2026-04-22</w:t>
+      <w:t>2026-04-23</w:t>
       <w:br/>
       <w:br/>
     </w:r>

--- a/tillsyn/A 45943-2025 tillsynsbegäran.docx
+++ b/tillsyn/A 45943-2025 tillsynsbegäran.docx
@@ -238,7 +238,7 @@
     <w:r>
       <w:tab/>
       <w:tab/>
-      <w:t>2026-04-23</w:t>
+      <w:t>2026-04-24</w:t>
       <w:br/>
       <w:br/>
     </w:r>

--- a/tillsyn/A 45943-2025 tillsynsbegäran.docx
+++ b/tillsyn/A 45943-2025 tillsynsbegäran.docx
@@ -238,7 +238,7 @@
     <w:r>
       <w:tab/>
       <w:tab/>
-      <w:t>2026-04-24</w:t>
+      <w:t>2026-04-25</w:t>
       <w:br/>
       <w:br/>
     </w:r>

--- a/tillsyn/A 45943-2025 tillsynsbegäran.docx
+++ b/tillsyn/A 45943-2025 tillsynsbegäran.docx
@@ -238,7 +238,7 @@
     <w:r>
       <w:tab/>
       <w:tab/>
-      <w:t>2026-04-25</w:t>
+      <w:t>2026-04-26</w:t>
       <w:br/>
       <w:br/>
     </w:r>

--- a/tillsyn/A 45943-2025 tillsynsbegäran.docx
+++ b/tillsyn/A 45943-2025 tillsynsbegäran.docx
@@ -238,7 +238,7 @@
     <w:r>
       <w:tab/>
       <w:tab/>
-      <w:t>2026-04-26</w:t>
+      <w:t>2026-04-27</w:t>
       <w:br/>
       <w:br/>
     </w:r>

--- a/tillsyn/A 45943-2025 tillsynsbegäran.docx
+++ b/tillsyn/A 45943-2025 tillsynsbegäran.docx
@@ -238,7 +238,7 @@
     <w:r>
       <w:tab/>
       <w:tab/>
-      <w:t>2026-04-27</w:t>
+      <w:t>2026-04-28</w:t>
       <w:br/>
       <w:br/>
     </w:r>

--- a/tillsyn/A 45943-2025 tillsynsbegäran.docx
+++ b/tillsyn/A 45943-2025 tillsynsbegäran.docx
@@ -238,7 +238,7 @@
     <w:r>
       <w:tab/>
       <w:tab/>
-      <w:t>2026-04-28</w:t>
+      <w:t>2026-04-29</w:t>
       <w:br/>
       <w:br/>
     </w:r>

--- a/tillsyn/A 45943-2025 tillsynsbegäran.docx
+++ b/tillsyn/A 45943-2025 tillsynsbegäran.docx
@@ -238,7 +238,7 @@
     <w:r>
       <w:tab/>
       <w:tab/>
-      <w:t>2026-04-29</w:t>
+      <w:t>2026-04-30</w:t>
       <w:br/>
       <w:br/>
     </w:r>

--- a/tillsyn/A 45943-2025 tillsynsbegäran.docx
+++ b/tillsyn/A 45943-2025 tillsynsbegäran.docx
@@ -238,7 +238,7 @@
     <w:r>
       <w:tab/>
       <w:tab/>
-      <w:t>2026-04-30</w:t>
+      <w:t>2026-05-01</w:t>
       <w:br/>
       <w:br/>
     </w:r>

--- a/tillsyn/A 45943-2025 tillsynsbegäran.docx
+++ b/tillsyn/A 45943-2025 tillsynsbegäran.docx
@@ -238,7 +238,7 @@
     <w:r>
       <w:tab/>
       <w:tab/>
-      <w:t>2026-05-01</w:t>
+      <w:t>2026-05-02</w:t>
       <w:br/>
       <w:br/>
     </w:r>

--- a/tillsyn/A 45943-2025 tillsynsbegäran.docx
+++ b/tillsyn/A 45943-2025 tillsynsbegäran.docx
@@ -238,7 +238,7 @@
     <w:r>
       <w:tab/>
       <w:tab/>
-      <w:t>2026-05-02</w:t>
+      <w:t>2026-05-03</w:t>
       <w:br/>
       <w:br/>
     </w:r>

--- a/tillsyn/A 45943-2025 tillsynsbegäran.docx
+++ b/tillsyn/A 45943-2025 tillsynsbegäran.docx
@@ -238,7 +238,7 @@
     <w:r>
       <w:tab/>
       <w:tab/>
-      <w:t>2026-05-03</w:t>
+      <w:t>2026-05-04</w:t>
       <w:br/>
       <w:br/>
     </w:r>

--- a/tillsyn/A 45943-2025 tillsynsbegäran.docx
+++ b/tillsyn/A 45943-2025 tillsynsbegäran.docx
@@ -238,7 +238,7 @@
     <w:r>
       <w:tab/>
       <w:tab/>
-      <w:t>2026-05-04</w:t>
+      <w:t>2026-05-05</w:t>
       <w:br/>
       <w:br/>
     </w:r>

--- a/tillsyn/A 45943-2025 tillsynsbegäran.docx
+++ b/tillsyn/A 45943-2025 tillsynsbegäran.docx
@@ -238,7 +238,7 @@
     <w:r>
       <w:tab/>
       <w:tab/>
-      <w:t>2026-05-05</w:t>
+      <w:t>2026-05-06</w:t>
       <w:br/>
       <w:br/>
     </w:r>
